--- a/演示视频旁白稿_20261023.docx
+++ b/演示视频旁白稿_20261023.docx
@@ -75,7 +75,7 @@
           <w:i w:val="0"/>
           <w:sz w:val="24"/>
         </w:rPr>
-        <w:t>9 段总长 150 秒，但可说话的时间比段长少，因为第 3、5 段要留出拨码后的停顿。按 4.2 字/秒来配字（比日常说话略慢，方便现场看画面）。</w:t>
+        <w:t>9 段加起来 150 秒，但真正能说话的时间比这少：第 3、5 段要留出拨码之后那几秒的安静，让画面自己说话。全篇按 4.1 字/秒配字，比平时讲话慢一点，镜头扫到哪儿，话就跟到哪儿。</w:t>
       </w:r>
     </w:p>
     <w:tbl>
@@ -309,7 +309,7 @@
                 <w:i w:val="0"/>
                 <w:sz w:val="21"/>
               </w:rPr>
-              <w:t>≈52</w:t>
+              <w:t>≈49</w:t>
             </w:r>
           </w:p>
         </w:tc>
@@ -425,7 +425,7 @@
                 <w:i w:val="0"/>
                 <w:sz w:val="21"/>
               </w:rPr>
-              <w:t>≈77</w:t>
+              <w:t>≈74</w:t>
             </w:r>
           </w:p>
         </w:tc>
@@ -541,7 +541,7 @@
                 <w:i w:val="0"/>
                 <w:sz w:val="21"/>
               </w:rPr>
-              <w:t>≈73</w:t>
+              <w:t>≈79</w:t>
             </w:r>
           </w:p>
         </w:tc>
@@ -657,7 +657,7 @@
                 <w:i w:val="0"/>
                 <w:sz w:val="21"/>
               </w:rPr>
-              <w:t>≈63</w:t>
+              <w:t>≈64</w:t>
             </w:r>
           </w:p>
         </w:tc>
@@ -773,7 +773,7 @@
                 <w:i w:val="0"/>
                 <w:sz w:val="21"/>
               </w:rPr>
-              <w:t>≈50</w:t>
+              <w:t>≈52</w:t>
             </w:r>
           </w:p>
         </w:tc>
@@ -1005,7 +1005,7 @@
                 <w:i w:val="0"/>
                 <w:sz w:val="21"/>
               </w:rPr>
-              <w:t>≈69</w:t>
+              <w:t>≈72</w:t>
             </w:r>
           </w:p>
         </w:tc>
@@ -1121,7 +1121,7 @@
                 <w:i w:val="0"/>
                 <w:sz w:val="21"/>
               </w:rPr>
-              <w:t>≈66</w:t>
+              <w:t>≈69</w:t>
             </w:r>
           </w:p>
         </w:tc>
@@ -1237,7 +1237,7 @@
                 <w:i w:val="0"/>
                 <w:sz w:val="21"/>
               </w:rPr>
-              <w:t>≈47</w:t>
+              <w:t>≈48</w:t>
             </w:r>
           </w:p>
         </w:tc>
@@ -1351,7 +1351,7 @@
                 <w:i w:val="0"/>
                 <w:sz w:val="21"/>
               </w:rPr>
-              <w:t>★≈620 字</w:t>
+              <w:t>★≈630 字</w:t>
             </w:r>
           </w:p>
         </w:tc>
@@ -1388,7 +1388,7 @@
           <w:color w:val="666666"/>
           <w:sz w:val="21"/>
         </w:rPr>
-        <w:t>约 4.1 字/秒，留出换气与看画面的间隙。录的时候宁可说少、不要抢——空 1~2 秒比念不完好。</w:t>
+        <w:t>这个速度留得出换气和看画面的空隙。录的时候宁可少说半句，也别抢——空一两秒观众不觉得，念不完才难受。</w:t>
       </w:r>
     </w:p>
     <w:p>
@@ -1427,7 +1427,7 @@
           <w:i w:val="0"/>
           <w:sz w:val="24"/>
         </w:rPr>
-        <w:t>第 1 段和第 9 段各说一次。这是赛题 slide26 的硬性要求（上电即运行、无需 PC 下载），也是已经做到的事，值得说两遍。</w:t>
+        <w:t>第 1 段和第 9 段各说一次。这是赛题 slide26 写明的硬性要求——上电就跑、不用 PC 下载；我们确实做到了，所以说两遍不亏。</w:t>
       </w:r>
     </w:p>
     <w:p>
@@ -1451,7 +1451,7 @@
           <w:i w:val="0"/>
           <w:sz w:val="24"/>
         </w:rPr>
-        <w:t>第 1 段说整条链路，第 7 段说「144 个块只存 144 字节」。这是低延迟的根据，评委最认这一条。</w:t>
+        <w:t>第 1 段讲整条链路的时候说一次，第 7 段再落到「144 个块只存 144 字节」。低延迟的底气全在这一条，评委也最认这一条。</w:t>
       </w:r>
     </w:p>
     <w:p>
@@ -1475,7 +1475,7 @@
           <w:i w:val="0"/>
           <w:sz w:val="24"/>
         </w:rPr>
-        <w:t>第 3 段加这一句。它说明这些处理是在线可配置的，不是编译期写死的。</w:t>
+        <w:t>这句话放在第 3 段。它说明这些处理是在线可配的，不是编译期写死的——拨码一动，画面就变。</w:t>
       </w:r>
     </w:p>
     <w:p>
@@ -1499,7 +1499,7 @@
           <w:i w:val="0"/>
           <w:sz w:val="24"/>
         </w:rPr>
-        <w:t>第 9 段报：1280×720@60、LUT6 77.3%、ERAM 47.2%、时序余量 +104 ps。数字要报，但只报这一处，中间不要零散报数。</w:t>
+        <w:t>都放第 9 段：1280×720@60、LUT6 77.3%、ERAM 47.2%、时序余量 +104 ps。数字要报，但只在收尾报这一处，中间不要零散地报。</w:t>
       </w:r>
     </w:p>
     <w:p>
@@ -1786,7 +1786,7 @@
           <w:color w:val="666666"/>
           <w:sz w:val="21"/>
         </w:rPr>
-        <w:t>另外，第 7 段千万不要把手贴到镜头上。手挡住镜头会让整幅变暗，块级帧差对这种全局变化不敏感，反而不出框——现场看起来像坏了。必须在 50 cm 外横着划。</w:t>
+        <w:t>还有一处要提醒：第 7 段千万别把手贴到镜头上。手一挡，整幅画面一起变暗，块级帧差对全局变化本来就不敏感，结果反而不出框，现场看着就像坏了。手要在 50 cm 外横着划过去。</w:t>
       </w:r>
     </w:p>
     <w:p>
@@ -1839,7 +1839,7 @@
           <w:i w:val="0"/>
           <w:sz w:val="24"/>
         </w:rPr>
-        <w:t>只接了电源和 HDMI，没接电脑。上电十秒左右，画面自己就出来。摄像头从 MIPI 进来，处理完直接送 HDMI，中间没有帧缓存。</w:t>
+        <w:t>只接了电源和 HDMI，没接电脑。上电十秒左右画面自己出来。摄像头从 MIPI 进，处理完直接送 HDMI，中间没有帧缓存。</w:t>
       </w:r>
       <w:r>
         <w:rPr>
@@ -1864,7 +1864,7 @@
           <w:color w:val="666666"/>
           <w:sz w:val="21"/>
         </w:rPr>
-        <w:t>≈52 字 / 12 秒。说完「没有帧缓存」刚好切下一段。镜头此时从书架缓缓扫到桌面，语速跟着镜头走。</w:t>
+        <w:t>≈49 字 / 12 秒。说完「没有帧缓存」刚好切下一段。镜头此时从书架缓缓扫到桌面，语速跟着镜头走。</w:t>
       </w:r>
     </w:p>
     <w:p>
@@ -1902,7 +1902,7 @@
           <w:i w:val="0"/>
           <w:sz w:val="24"/>
         </w:rPr>
-        <w:t>画面上的信息分四块。左上角是安路 Logo。中间一行是帧计数，一直在一秒六十地涨。下面是当前的算法模式。两行橙字是实时遥测。最下面青色一行，是四个拨码的生效状态。</w:t>
+        <w:t>画面上的信息分四块。左上角是安路 Logo。中间那行是帧计数，一秒六十地在涨。下面是当前算法模式。两行橙字是实时遥测。最下面青色那行，是四个拨码的生效状态。</w:t>
       </w:r>
       <w:r>
         <w:rPr>
@@ -1927,7 +1927,7 @@
           <w:color w:val="666666"/>
           <w:sz w:val="21"/>
         </w:rPr>
-        <w:t>≈77 字 / 16 秒。「左上角」「中间」「下面」「最下面」各配一次手指点过去，手指到哪说到哪。</w:t>
+        <w:t>≈74 字 / 16 秒。「左上角」「中间」「下面」「最下面」各配一次手指点过去，手指到哪说到哪。</w:t>
       </w:r>
     </w:p>
     <w:p>
@@ -1965,7 +1965,7 @@
           <w:i w:val="0"/>
           <w:sz w:val="24"/>
         </w:rPr>
-        <w:t>先看对比度。SW2 拨下去——画面马上变平，暗部发灰。拨回来，暗部又沉下去，亮部更透。这一下不用重新烧录，拨完一秒内就生效。再看暗角校正。SW1 拨下去，画面边角开始偏色。拨回来，边角就干净了。</w:t>
+        <w:t>先看对比度。SW2 拨下去，画面马上变平，暗部发灰；拨回来，暗部又沉下去，亮部更透。这一下不用重烧，拨完一秒就生效。再看暗角校正。SW1 拨下去边角偏色，拨回来就干净了。</w:t>
       </w:r>
       <w:r>
         <w:rPr>
@@ -1990,7 +1990,7 @@
           <w:color w:val="666666"/>
           <w:sz w:val="21"/>
         </w:rPr>
-        <w:t>≈73 字 / 22 秒。节奏是「拨 → 停 3 秒 → 说话」：拨下去先别说话，让观众看清变化，停满 3 秒再开口；拨回同理。这两下是整套系统能不能被信任的关键，宁可这一段说慢一点。</w:t>
+        <w:t>≈79 字 / 22 秒。节奏是「拨 → 停 3 秒 → 说话」：拨下去先别说话，让观众看清变化，停满 3 秒再开口；拨回同理。这两下是整套系统能不能被信任的关键，宁可这一段说慢一点。</w:t>
       </w:r>
     </w:p>
     <w:p>
@@ -2028,7 +2028,7 @@
           <w:i w:val="0"/>
           <w:sz w:val="24"/>
         </w:rPr>
-        <w:t>拿手电照一下画面中间。自动曝光会把增益压下来，画面不过曝。移开，亮度又自己提回去。橙色那行最左边的 M，是曲线前的画面均值，它跟着光照走。</w:t>
+        <w:t>拿手电照一下画面中间。自动曝光把增益压下来，画面就不过曝。手移开，亮度又自己提回去。橙色那行最左边的 M 是曲线前均值，跟着光照走。</w:t>
       </w:r>
       <w:r>
         <w:rPr>
@@ -2053,7 +2053,7 @@
           <w:color w:val="666666"/>
           <w:sz w:val="21"/>
         </w:rPr>
-        <w:t>≈63 字 / 16 秒。照光 3~5 秒期间不说话，等亮度回落了再说后半句。★ 只提 M，不提 gi —— 增益早已顶到上限，不会再动。</w:t>
+        <w:t>≈64 字 / 16 秒。照光 3~5 秒期间不说话，等亮度回落了再说后半句。★ 只提 M，不提 gi —— 增益早已顶到上限，不会再动。</w:t>
       </w:r>
     </w:p>
     <w:p>
@@ -2091,7 +2091,7 @@
           <w:i w:val="0"/>
           <w:sz w:val="24"/>
         </w:rPr>
-        <w:t>青色这一行，第四、第五个字段。SW3 拨下去，MOT 变 0，画面上的绿框全没了。拨回来。SW4 拨下去，SENS 从 H 变 L，这是灵敏度两档。</w:t>
+        <w:t>看青色这行，第四、第五个字段。SW3 拨下去，MOT 变 0，绿框全没了；拨回来。SW4 拨下去，SENS 从 H 变 L，是灵敏度两档。</w:t>
       </w:r>
       <w:r>
         <w:rPr>
@@ -2116,7 +2116,7 @@
           <w:color w:val="666666"/>
           <w:sz w:val="21"/>
         </w:rPr>
-        <w:t>≈50 字 / 12 秒。这一段话说得比动作快是正常的——一边拨一边说，最后留 2 秒静默让观众看参数行。</w:t>
+        <w:t>≈52 字 / 12 秒。这一段话说得比动作快是正常的——一边拨一边说，最后留 2 秒静默让观众看参数行。</w:t>
       </w:r>
     </w:p>
     <w:p>
@@ -2154,7 +2154,7 @@
           <w:i w:val="0"/>
           <w:sz w:val="24"/>
         </w:rPr>
-        <w:t>现在按 K1，是原始画面，什么都不做。K2，灰度，按 BT.601 加权算的亮度。K3，伪彩，把亮度映射成蓝到绿到黄。长按任意一个键一秒，出来五段彩条，这是测试图。再按 K4，卡通化——先把亮度分四档平涂，再在相邻像素差异大的地方描黑边。右下角的 MODE 数字跟着从 0 变到 4。</w:t>
+        <w:t>现在按 K1，原始画面，什么都不做。K2 是灰度，按 BT.601 加权算的亮度。K3 是伪彩，把亮度映射成蓝到绿再到黄。长按任意一个键一秒，出来五段彩条，这是测试图。再按 K4 是卡通化，先把亮度分成四档平涂，再在相邻像素差异大的地方描黑边。右下角那个 MODE 数字，跟着从 0 变到 4。</w:t>
       </w:r>
       <w:r>
         <w:rPr>
@@ -2217,7 +2217,7 @@
           <w:i w:val="0"/>
           <w:sz w:val="24"/>
         </w:rPr>
-        <w:t>静止的时候画面里没有框。手从五十厘米外横着划过去，出红色方块，跟着手走。手一离开，框就消失。它是块级帧差，全画面只存一百四十四个字节的块均值，所以不用帧缓存。</w:t>
+        <w:t>静止时画面里没有框。手从五十厘米外横划过去，出红方块，跟着手走。手一离开框就没了。它是块级帧差，全画面只存一百四十四个字节的块均值，不用帧缓存。</w:t>
       </w:r>
       <w:r>
         <w:rPr>
@@ -2242,7 +2242,7 @@
           <w:color w:val="666666"/>
           <w:sz w:val="21"/>
         </w:rPr>
-        <w:t>≈69 字 / 16 秒。先静 3 秒（让观众确认「真的没框」），再划过，停下 3 秒。★ 千万不要把手贴到镜头上。</w:t>
+        <w:t>≈72 字 / 16 秒。先静 3 秒（让观众确认「真的没框」），再划过，停下 3 秒。★ 千万不要把手贴到镜头上。</w:t>
       </w:r>
     </w:p>
     <w:p>
@@ -2280,7 +2280,7 @@
           <w:i w:val="0"/>
           <w:sz w:val="24"/>
         </w:rPr>
-        <w:t>红笔进画面，马上出一个绿框，紧贴笔身。笔动，框跟着动。笔移出去，框保持一秒再消失。它是按颜色分块判的，两帧确认加孤立块滤除，所以空场景不会误出框。</w:t>
+        <w:t>红笔一进画面就出绿框，紧贴笔身。笔动框跟着动，笔移出去，框保持一秒再消失。它是按颜色分块判的，两帧确认加孤立块滤除，所以空场景不会误出框。</w:t>
       </w:r>
       <w:r>
         <w:rPr>
@@ -2305,7 +2305,7 @@
           <w:color w:val="666666"/>
           <w:sz w:val="21"/>
         </w:rPr>
-        <w:t>≈66 字 / 16 秒。举笔停 3 秒 → 缓慢左右移 3 秒 → 移出，数满 1 秒再说「保持一秒再消失」。</w:t>
+        <w:t>≈69 字 / 16 秒。举笔停 3 秒 → 缓慢左右移 3 秒 → 移出，数满 1 秒再说「保持一秒再消失」。</w:t>
       </w:r>
     </w:p>
     <w:p>
@@ -2343,7 +2343,7 @@
           <w:i w:val="0"/>
           <w:sz w:val="24"/>
         </w:rPr>
-        <w:t>最后回到卡通化。整套系统 1280×720，60 帧，LUT6 用了 77.3%，ERAM 用了 47.2%，时序余量正 104 皮秒。从头到尾没有接电脑。</w:t>
+        <w:t>最后回到卡通化。整套系统 1280×720，60 帧，LUT6 用了 77.3%，ERAM 用了 47.2%，时序余量正 104 皮秒。从头到尾没接过电脑。</w:t>
       </w:r>
       <w:r>
         <w:rPr>
@@ -2368,7 +2368,7 @@
           <w:color w:val="666666"/>
           <w:sz w:val="21"/>
         </w:rPr>
-        <w:t>≈47 字 / 10 秒。数字念得慢一点，最好屏幕上有字幕同步。「从头到尾没有接电脑」是收尾锤，说完定格。</w:t>
+        <w:t>≈48 字 / 10 秒。数字念得慢一点，最好屏幕上有字幕同步。「从头到尾没有接电脑」是收尾锤，说完定格。</w:t>
       </w:r>
     </w:p>
     <w:p>
